--- a/rediseno_2026/10. Recursos educativos.docx
+++ b/rediseno_2026/10. Recursos educativos.docx
@@ -5596,7 +5596,7 @@
           <w:i w:val="0"/>
           <w:sz w:val="20"/>
         </w:rPr>
-        <w:t>El inventario muestra que el laboratorio del Monoblock Central dispone de 20 puestos completos de trabajo, por debajo de su capacidad de 36 estudiantes y de los 39 equipos consignados en el Diagnóstico 2026, y que no cuenta con ventiladores. Por ello, la reposición de equipos, muebles y sillas de este laboratorio y la mejora de su ventilación son prioritarias. La percepción estudiantil recogida en el diagnóstico señala además que los equipos de ambos laboratorios presentan obsolescencia y un rendimiento insuficiente para el análisis de datos.</w:t>
+        <w:t>El inventario de soportes registra en el laboratorio del Monoblock Central 20 puestos completos de trabajo, por debajo de su capacidad de 36 estudiantes, y ningún ventilador. El relevamiento de mobiliario y equipamiento de octubre de 2026, presentado en el punto 15, muestra una situación más grave: de las 27 computadoras de este laboratorio, 24 están en mal estado, y de sus seis computadoras portátiles para préstamo, dos ya no se usan. Por ello, la reposición de los equipos de este laboratorio y la mejora de su ventilación son prioritarias. La percepción estudiantil recogida en el diagnóstico señala además que los equipos de ambos laboratorios presentan obsolescencia y un rendimiento insuficiente para el análisis de datos.</w:t>
       </w:r>
     </w:p>
     <w:p>
